--- a/frontend/public/forensic-template.docx
+++ b/frontend/public/forensic-template.docx
@@ -963,25 +963,7 @@
           <w:szCs w:val="32"/>
           <w:cs/>
         </w:rPr>
-        <w:t xml:space="preserve">        </w:t>
-      </w:r>
-      <w:r>
-        <w:rPr>
-          <w:rFonts w:ascii="TH SarabunIT๙" w:hAnsi="TH SarabunIT๙" w:cs="TH SarabunIT๙"/>
-          <w:sz w:val="32"/>
-          <w:szCs w:val="32"/>
-          <w:cs/>
-        </w:rPr>
-        <w:t>พันตำรวจ</w:t>
-      </w:r>
-      <w:r>
-        <w:rPr>
-          <w:rFonts w:ascii="TH SarabunIT๙" w:hAnsi="TH SarabunIT๙" w:cs="TH SarabunIT๙" w:hint="cs"/>
-          <w:sz w:val="32"/>
-          <w:szCs w:val="32"/>
-          <w:cs/>
-        </w:rPr>
-        <w:t xml:space="preserve">เอก </w:t>
+        <w:t xml:space="preserve">         </w:t>
       </w:r>
       <w:r>
         <w:rPr>
@@ -1012,45 +994,6 @@
           <w:cs/>
         </w:rPr>
         <w:tab/>
-        <w:t xml:space="preserve">( </w:t>
-      </w:r>
-      <w:r>
-        <w:rPr>
-          <w:rFonts w:ascii="TH SarabunPSK" w:hAnsi="TH SarabunPSK" w:cs="TH SarabunPSK" w:hint="cs"/>
-          <w:sz w:val="32"/>
-          <w:szCs w:val="32"/>
-          <w:cs/>
-        </w:rPr>
-        <w:t xml:space="preserve">สมชาย </w:t>
-      </w:r>
-      <w:proofErr w:type="spellStart"/>
-      <w:r>
-        <w:rPr>
-          <w:rFonts w:ascii="TH SarabunPSK" w:hAnsi="TH SarabunPSK" w:cs="TH SarabunPSK" w:hint="cs"/>
-          <w:sz w:val="32"/>
-          <w:szCs w:val="32"/>
-          <w:cs/>
-        </w:rPr>
-        <w:t>ทิ</w:t>
-      </w:r>
-      <w:proofErr w:type="spellEnd"/>
-      <w:r>
-        <w:rPr>
-          <w:rFonts w:ascii="TH SarabunPSK" w:hAnsi="TH SarabunPSK" w:cs="TH SarabunPSK" w:hint="cs"/>
-          <w:sz w:val="32"/>
-          <w:szCs w:val="32"/>
-          <w:cs/>
-        </w:rPr>
-        <w:t xml:space="preserve">วงษา </w:t>
-      </w:r>
-      <w:r>
-        <w:rPr>
-          <w:rFonts w:ascii="TH SarabunIT๙" w:hAnsi="TH SarabunIT๙" w:cs="TH SarabunIT๙"/>
-          <w:sz w:val="32"/>
-          <w:szCs w:val="32"/>
-          <w:cs/>
-        </w:rPr>
-        <w:t>)</w:t>
       </w:r>
     </w:p>
     <w:p>
@@ -1073,24 +1016,6 @@
           <w:cs/>
         </w:rPr>
         <w:tab/>
-      </w:r>
-      <w:r>
-        <w:rPr>
-          <w:rFonts w:ascii="TH SarabunIT๙" w:hAnsi="TH SarabunIT๙" w:cs="TH SarabunIT๙" w:hint="cs"/>
-          <w:sz w:val="32"/>
-          <w:szCs w:val="32"/>
-          <w:cs/>
-        </w:rPr>
-        <w:t>ผู้กำกับการ</w:t>
-      </w:r>
-      <w:r>
-        <w:rPr>
-          <w:rFonts w:ascii="TH SarabunIT๙" w:hAnsi="TH SarabunIT๙" w:cs="TH SarabunIT๙"/>
-          <w:sz w:val="32"/>
-          <w:szCs w:val="32"/>
-          <w:cs/>
-        </w:rPr>
-        <w:t>สถานีตำรวจภูธรเมืองชลบุรี</w:t>
       </w:r>
     </w:p>
     <w:p>
